--- a/docs/Remio - Prints das Principais Telas.docx
+++ b/docs/Remio - Prints das Principais Telas.docx
@@ -122,7 +122,7 @@
         </w:rPr>
         <w:t xml:space="preserve">Acesse o site: </w:t>
       </w:r>
-      <w:hyperlink w:history="1" r:id="rIdfh9jxdmsu9_zby668x064">
+      <w:hyperlink w:history="1" r:id="rIdj2evmhlhw3up6df6wp9hj">
         <w:r>
           <w:rPr>
             <w:rStyle w:val="Hyperlink"/>
@@ -201,7 +201,7 @@
       <w:r>
         <w:drawing>
           <wp:inline distT="0" distB="0" distL="0" distR="0">
-            <wp:extent cx="4343400" cy="7239000"/>
+            <wp:extent cx="3886200" cy="6477000"/>
             <wp:effectExtent t="0" r="0" b="0" l="0"/>
             <wp:docPr id="1" name="figura-1" descr="Tela de entrada da plataforma. Apresenta a busca principal por serviços, os atalhos para as categorias mais procuradas, o banner de publicação de pedidos, a grade completa de serviços domésticos, os profissionais em destaque e a seção &quot;como funciona&quot;, que explica a jornada em três passos." title="Página inicial (Home)"/>
             <wp:cNvGraphicFramePr>
@@ -226,7 +226,7 @@
                   <pic:spPr bwMode="auto">
                     <a:xfrm>
                       <a:off x="0" y="0"/>
-                      <a:ext cx="4343400" cy="7239000"/>
+                      <a:ext cx="3886200" cy="6477000"/>
                     </a:xfrm>
                     <a:prstGeom prst="rect">
                       <a:avLst/>
@@ -275,7 +275,7 @@
       <w:r>
         <w:drawing>
           <wp:inline distT="0" distB="0" distL="0" distR="0">
-            <wp:extent cx="5791200" cy="7239000"/>
+            <wp:extent cx="5181600" cy="6477000"/>
             <wp:effectExtent t="0" r="0" b="0" l="0"/>
             <wp:docPr id="1" name="figura-2" descr="Listagem de profissionais disponíveis com painel de filtros. O usuário pode refinar a busca por categoria, cidade, nota mínima e faixa de preço ($, $$ ou $$$), recurso inspirado em aplicativos como o iFood. Cada cartão exibe o selo de verificado, o badge PRO, a avaliação e a localização do profissional." title="Busca de profissionais"/>
             <wp:cNvGraphicFramePr>
@@ -300,7 +300,7 @@
                   <pic:spPr bwMode="auto">
                     <a:xfrm>
                       <a:off x="0" y="0"/>
-                      <a:ext cx="5791200" cy="7239000"/>
+                      <a:ext cx="5181600" cy="6477000"/>
                     </a:xfrm>
                     <a:prstGeom prst="rect">
                       <a:avLst/>
@@ -349,7 +349,7 @@
       <w:r>
         <w:drawing>
           <wp:inline distT="0" distB="0" distL="0" distR="0">
-            <wp:extent cx="5943600" cy="7019925"/>
+            <wp:extent cx="5486400" cy="6477000"/>
             <wp:effectExtent t="0" r="0" b="0" l="0"/>
             <wp:docPr id="1" name="figura-3" descr="Página detalhada do prestador de serviço, com biografia, estatísticas, galeria de trabalhos realizados, qualificações e avaliações de clientes anteriores. A partir desta tela, o usuário inicia a solicitação de orçamento e visualiza o selo de Pagamento Protegido." title="Perfil do profissional"/>
             <wp:cNvGraphicFramePr>
@@ -374,7 +374,7 @@
                   <pic:spPr bwMode="auto">
                     <a:xfrm>
                       <a:off x="0" y="0"/>
-                      <a:ext cx="5943600" cy="7019925"/>
+                      <a:ext cx="5486400" cy="6477000"/>
                     </a:xfrm>
                     <a:prstGeom prst="rect">
                       <a:avLst/>
@@ -423,7 +423,7 @@
       <w:r>
         <w:drawing>
           <wp:inline distT="0" distB="0" distL="0" distR="0">
-            <wp:extent cx="5791200" cy="7239000"/>
+            <wp:extent cx="5181600" cy="6477000"/>
             <wp:effectExtent t="0" r="0" b="0" l="0"/>
             <wp:docPr id="1" name="figura-4" descr="Acompanhamento dos pedidos do cliente, organizados por status: aguardando orçamento, orçamento recebido, agendado, concluído e avaliado. É nesta tela que ocorre o fluxo de Pagamento Protegido, no qual o valor fica retido pela plataforma até a confirmação da conclusão do serviço." title="Meus pedidos"/>
             <wp:cNvGraphicFramePr>
@@ -448,7 +448,7 @@
                   <pic:spPr bwMode="auto">
                     <a:xfrm>
                       <a:off x="0" y="0"/>
-                      <a:ext cx="5791200" cy="7239000"/>
+                      <a:ext cx="5181600" cy="6477000"/>
                     </a:xfrm>
                     <a:prstGeom prst="rect">
                       <a:avLst/>
@@ -719,7 +719,7 @@
       <w:r>
         <w:drawing>
           <wp:inline distT="0" distB="0" distL="0" distR="0">
-            <wp:extent cx="4962525" cy="7239000"/>
+            <wp:extent cx="4438650" cy="6477000"/>
             <wp:effectExtent t="0" r="0" b="0" l="0"/>
             <wp:docPr id="1" name="figura-8" descr="Dashboard do prestador, voltado à gestão do seu desempenho: faturamento mensal, serviços concluídos, nota média e taxa de conversão de orçamentos. Inclui o comparativo entre o preço do profissional e a média da categoria e um mapa de calor com os horários de pico da demanda." title="Painel de BI — Prestador"/>
             <wp:cNvGraphicFramePr>
@@ -744,7 +744,7 @@
                   <pic:spPr bwMode="auto">
                     <a:xfrm>
                       <a:off x="0" y="0"/>
-                      <a:ext cx="4962525" cy="7239000"/>
+                      <a:ext cx="4438650" cy="6477000"/>
                     </a:xfrm>
                     <a:prstGeom prst="rect">
                       <a:avLst/>
@@ -843,6 +843,154 @@
           <w:szCs w:val="20"/>
         </w:rPr>
         <w:t xml:space="preserve">Dashboard da empresa parceira, com os resultados da loja dentro do ecossistema Remio: indicações recebidas, contatos gerados, taxa de conversão e avaliação, além do funil que acompanha a jornada da indicação até a venda estimada.</w:t>
+      </w:r>
+    </w:p>
+    <w:p>
+      <w:r>
+        <w:br w:type="page"/>
+      </w:r>
+    </w:p>
+    <w:p>
+      <w:pPr>
+        <w:pStyle w:val="Heading1"/>
+        <w:spacing w:after="160" w:before="0"/>
+      </w:pPr>
+      <w:r>
+        <w:t xml:space="preserve">Figura 10 — Insights de IA</w:t>
+      </w:r>
+    </w:p>
+    <w:p>
+      <w:pPr>
+        <w:spacing w:after="120"/>
+        <w:jc w:val="center"/>
+      </w:pPr>
+      <w:r>
+        <w:drawing>
+          <wp:inline distT="0" distB="0" distL="0" distR="0">
+            <wp:extent cx="5486400" cy="6477000"/>
+            <wp:effectExtent t="0" r="0" b="0" l="0"/>
+            <wp:docPr id="1" name="figura-10" descr="Tela que analisa as avaliações dos clientes usando a API da Claude (Anthropic). A inteligência artificial classifica o sentimento, calcula um índice de satisfação, identifica os temas recorrentes e gera pontos fortes, pontos de melhoria e sugestões para a plataforma — conectando o protótipo aos fluxos de IA descritos na arquitetura." title="Insights de IA"/>
+            <wp:cNvGraphicFramePr>
+              <a:graphicFrameLocks xmlns:a="http://schemas.openxmlformats.org/drawingml/2006/main" noChangeAspect="1"/>
+            </wp:cNvGraphicFramePr>
+            <a:graphic xmlns:a="http://schemas.openxmlformats.org/drawingml/2006/main">
+              <a:graphicData uri="http://schemas.openxmlformats.org/drawingml/2006/picture">
+                <pic:pic xmlns:pic="http://schemas.openxmlformats.org/drawingml/2006/picture">
+                  <pic:nvPicPr>
+                    <pic:cNvPr id="0" name="" descr=""/>
+                    <pic:cNvPicPr>
+                      <a:picLocks noChangeAspect="1" noChangeArrowheads="1"/>
+                    </pic:cNvPicPr>
+                  </pic:nvPicPr>
+                  <pic:blipFill>
+                    <a:blip r:embed="rId17" cstate="none"/>
+                    <a:srcRect/>
+                    <a:stretch>
+                      <a:fillRect/>
+                    </a:stretch>
+                  </pic:blipFill>
+                  <pic:spPr bwMode="auto">
+                    <a:xfrm>
+                      <a:off x="0" y="0"/>
+                      <a:ext cx="5486400" cy="6477000"/>
+                    </a:xfrm>
+                    <a:prstGeom prst="rect">
+                      <a:avLst/>
+                    </a:prstGeom>
+                  </pic:spPr>
+                </pic:pic>
+              </a:graphicData>
+            </a:graphic>
+          </wp:inline>
+        </w:drawing>
+      </w:r>
+    </w:p>
+    <w:p>
+      <w:pPr>
+        <w:spacing w:after="0" w:line="276"/>
+        <w:jc w:val="both"/>
+      </w:pPr>
+      <w:r>
+        <w:rPr>
+          <w:color w:val="4B5563"/>
+          <w:sz w:val="20"/>
+          <w:szCs w:val="20"/>
+        </w:rPr>
+        <w:t xml:space="preserve">Tela que analisa as avaliações dos clientes usando a API da Claude (Anthropic). A inteligência artificial classifica o sentimento, calcula um índice de satisfação, identifica os temas recorrentes e gera pontos fortes, pontos de melhoria e sugestões para a plataforma — conectando o protótipo aos fluxos de IA descritos na arquitetura.</w:t>
+      </w:r>
+    </w:p>
+    <w:p>
+      <w:r>
+        <w:br w:type="page"/>
+      </w:r>
+    </w:p>
+    <w:p>
+      <w:pPr>
+        <w:pStyle w:val="Heading1"/>
+        <w:spacing w:after="160" w:before="0"/>
+      </w:pPr>
+      <w:r>
+        <w:t xml:space="preserve">Figura 11 — Monitoramento e observabilidade</w:t>
+      </w:r>
+    </w:p>
+    <w:p>
+      <w:pPr>
+        <w:spacing w:after="120"/>
+        <w:jc w:val="center"/>
+      </w:pPr>
+      <w:r>
+        <w:drawing>
+          <wp:inline distT="0" distB="0" distL="0" distR="0">
+            <wp:extent cx="4552950" cy="6477000"/>
+            <wp:effectExtent t="0" r="0" b="0" l="0"/>
+            <wp:docPr id="1" name="figura-11" descr="Painel de observabilidade da plataforma: indicadores de saúde do sistema (disponibilidade, latência, taxa de erro), gráficos de latência e de requisições, verificação de saúde dos serviços (health checks), checagem de qualidade dos dados do ETL e o repositório de erros, que captura automaticamente as falhas de JavaScript do site." title="Monitoramento e observabilidade"/>
+            <wp:cNvGraphicFramePr>
+              <a:graphicFrameLocks xmlns:a="http://schemas.openxmlformats.org/drawingml/2006/main" noChangeAspect="1"/>
+            </wp:cNvGraphicFramePr>
+            <a:graphic xmlns:a="http://schemas.openxmlformats.org/drawingml/2006/main">
+              <a:graphicData uri="http://schemas.openxmlformats.org/drawingml/2006/picture">
+                <pic:pic xmlns:pic="http://schemas.openxmlformats.org/drawingml/2006/picture">
+                  <pic:nvPicPr>
+                    <pic:cNvPr id="0" name="" descr=""/>
+                    <pic:cNvPicPr>
+                      <a:picLocks noChangeAspect="1" noChangeArrowheads="1"/>
+                    </pic:cNvPicPr>
+                  </pic:nvPicPr>
+                  <pic:blipFill>
+                    <a:blip r:embed="rId18" cstate="none"/>
+                    <a:srcRect/>
+                    <a:stretch>
+                      <a:fillRect/>
+                    </a:stretch>
+                  </pic:blipFill>
+                  <pic:spPr bwMode="auto">
+                    <a:xfrm>
+                      <a:off x="0" y="0"/>
+                      <a:ext cx="4552950" cy="6477000"/>
+                    </a:xfrm>
+                    <a:prstGeom prst="rect">
+                      <a:avLst/>
+                    </a:prstGeom>
+                  </pic:spPr>
+                </pic:pic>
+              </a:graphicData>
+            </a:graphic>
+          </wp:inline>
+        </w:drawing>
+      </w:r>
+    </w:p>
+    <w:p>
+      <w:pPr>
+        <w:spacing w:after="0" w:line="276"/>
+        <w:jc w:val="both"/>
+      </w:pPr>
+      <w:r>
+        <w:rPr>
+          <w:color w:val="4B5563"/>
+          <w:sz w:val="20"/>
+          <w:szCs w:val="20"/>
+        </w:rPr>
+        <w:t xml:space="preserve">Painel de observabilidade da plataforma: indicadores de saúde do sistema (disponibilidade, latência, taxa de erro), gráficos de latência e de requisições, verificação de saúde dos serviços (health checks), checagem de qualidade dos dados do ETL e o repositório de erros, que captura automaticamente as falhas de JavaScript do site.</w:t>
       </w:r>
     </w:p>
     <w:sectPr>

--- a/docs/Remio - Prints das Principais Telas.docx
+++ b/docs/Remio - Prints das Principais Telas.docx
@@ -122,7 +122,7 @@
         </w:rPr>
         <w:t xml:space="preserve">Acesse o site: </w:t>
       </w:r>
-      <w:hyperlink w:history="1" r:id="rIdj2evmhlhw3up6df6wp9hj">
+      <w:hyperlink w:history="1" r:id="rId8q6sqjrjdbv1t110sunif">
         <w:r>
           <w:rPr>
             <w:rStyle w:val="Hyperlink"/>
@@ -155,15 +155,16 @@
     <w:p>
       <w:pPr>
         <w:pStyle w:val="Heading1"/>
-        <w:spacing w:after="160"/>
-      </w:pPr>
-      <w:r>
-        <w:t xml:space="preserve">Apresentação</w:t>
-      </w:r>
-    </w:p>
-    <w:p>
-      <w:pPr>
-        <w:spacing w:after="120" w:line="276"/>
+        <w:spacing w:after="200" w:line="360"/>
+      </w:pPr>
+      <w:r>
+        <w:t xml:space="preserve">APRESENTAÇÃO</w:t>
+      </w:r>
+    </w:p>
+    <w:p>
+      <w:pPr>
+        <w:spacing w:after="120" w:line="360"/>
+        <w:ind w:firstLine="709"/>
         <w:jc w:val="both"/>
       </w:pPr>
       <w:r>
@@ -172,7 +173,8 @@
     </w:p>
     <w:p>
       <w:pPr>
-        <w:spacing w:after="120" w:line="276"/>
+        <w:spacing w:after="120" w:line="360"/>
+        <w:ind w:firstLine="709"/>
         <w:jc w:val="both"/>
       </w:pPr>
       <w:r>
@@ -186,22 +188,27 @@
     </w:p>
     <w:p>
       <w:pPr>
-        <w:pStyle w:val="Heading1"/>
-        <w:spacing w:after="160" w:before="0"/>
-      </w:pPr>
-      <w:r>
+        <w:spacing w:after="40" w:before="0"/>
+        <w:jc w:val="center"/>
+      </w:pPr>
+      <w:r>
+        <w:rPr>
+          <w:color w:val="1F2937"/>
+          <w:sz w:val="20"/>
+          <w:szCs w:val="20"/>
+        </w:rPr>
         <w:t xml:space="preserve">Figura 1 — Página inicial (Home)</w:t>
       </w:r>
     </w:p>
     <w:p>
       <w:pPr>
-        <w:spacing w:after="120"/>
+        <w:spacing w:after="40"/>
         <w:jc w:val="center"/>
       </w:pPr>
       <w:r>
         <w:drawing>
           <wp:inline distT="0" distB="0" distL="0" distR="0">
-            <wp:extent cx="3886200" cy="6477000"/>
+            <wp:extent cx="4114800" cy="6858000"/>
             <wp:effectExtent t="0" r="0" b="0" l="0"/>
             <wp:docPr id="1" name="figura-1" descr="Tela de entrada da plataforma. Apresenta a busca principal por serviços, os atalhos para as categorias mais procuradas, o banner de publicação de pedidos, a grade completa de serviços domésticos, os profissionais em destaque e a seção &quot;como funciona&quot;, que explica a jornada em três passos." title="Página inicial (Home)"/>
             <wp:cNvGraphicFramePr>
@@ -226,7 +233,7 @@
                   <pic:spPr bwMode="auto">
                     <a:xfrm>
                       <a:off x="0" y="0"/>
-                      <a:ext cx="3886200" cy="6477000"/>
+                      <a:ext cx="4114800" cy="6858000"/>
                     </a:xfrm>
                     <a:prstGeom prst="rect">
                       <a:avLst/>
@@ -241,14 +248,28 @@
     </w:p>
     <w:p>
       <w:pPr>
-        <w:spacing w:after="0" w:line="276"/>
+        <w:spacing w:after="140"/>
+        <w:jc w:val="center"/>
+      </w:pPr>
+      <w:r>
+        <w:rPr>
+          <w:color w:val="1F2937"/>
+          <w:sz w:val="20"/>
+          <w:szCs w:val="20"/>
+        </w:rPr>
+        <w:t xml:space="preserve">Fonte: elaborado pelos autores (2026).</w:t>
+      </w:r>
+    </w:p>
+    <w:p>
+      <w:pPr>
+        <w:spacing w:after="0" w:line="360"/>
         <w:jc w:val="both"/>
       </w:pPr>
       <w:r>
         <w:rPr>
-          <w:color w:val="4B5563"/>
-          <w:sz w:val="20"/>
-          <w:szCs w:val="20"/>
+          <w:color w:val="1F2937"/>
+          <w:sz w:val="22"/>
+          <w:szCs w:val="22"/>
         </w:rPr>
         <w:t xml:space="preserve">Tela de entrada da plataforma. Apresenta a busca principal por serviços, os atalhos para as categorias mais procuradas, o banner de publicação de pedidos, a grade completa de serviços domésticos, os profissionais em destaque e a seção "como funciona", que explica a jornada em três passos.</w:t>
       </w:r>
@@ -260,22 +281,27 @@
     </w:p>
     <w:p>
       <w:pPr>
-        <w:pStyle w:val="Heading1"/>
-        <w:spacing w:after="160" w:before="0"/>
-      </w:pPr>
-      <w:r>
+        <w:spacing w:after="40" w:before="0"/>
+        <w:jc w:val="center"/>
+      </w:pPr>
+      <w:r>
+        <w:rPr>
+          <w:color w:val="1F2937"/>
+          <w:sz w:val="20"/>
+          <w:szCs w:val="20"/>
+        </w:rPr>
         <w:t xml:space="preserve">Figura 2 — Busca de profissionais</w:t>
       </w:r>
     </w:p>
     <w:p>
       <w:pPr>
-        <w:spacing w:after="120"/>
+        <w:spacing w:after="40"/>
         <w:jc w:val="center"/>
       </w:pPr>
       <w:r>
         <w:drawing>
           <wp:inline distT="0" distB="0" distL="0" distR="0">
-            <wp:extent cx="5181600" cy="6477000"/>
+            <wp:extent cx="5486400" cy="6858000"/>
             <wp:effectExtent t="0" r="0" b="0" l="0"/>
             <wp:docPr id="1" name="figura-2" descr="Listagem de profissionais disponíveis com painel de filtros. O usuário pode refinar a busca por categoria, cidade, nota mínima e faixa de preço ($, $$ ou $$$), recurso inspirado em aplicativos como o iFood. Cada cartão exibe o selo de verificado, o badge PRO, a avaliação e a localização do profissional." title="Busca de profissionais"/>
             <wp:cNvGraphicFramePr>
@@ -300,7 +326,7 @@
                   <pic:spPr bwMode="auto">
                     <a:xfrm>
                       <a:off x="0" y="0"/>
-                      <a:ext cx="5181600" cy="6477000"/>
+                      <a:ext cx="5486400" cy="6858000"/>
                     </a:xfrm>
                     <a:prstGeom prst="rect">
                       <a:avLst/>
@@ -315,14 +341,28 @@
     </w:p>
     <w:p>
       <w:pPr>
-        <w:spacing w:after="0" w:line="276"/>
+        <w:spacing w:after="140"/>
+        <w:jc w:val="center"/>
+      </w:pPr>
+      <w:r>
+        <w:rPr>
+          <w:color w:val="1F2937"/>
+          <w:sz w:val="20"/>
+          <w:szCs w:val="20"/>
+        </w:rPr>
+        <w:t xml:space="preserve">Fonte: elaborado pelos autores (2026).</w:t>
+      </w:r>
+    </w:p>
+    <w:p>
+      <w:pPr>
+        <w:spacing w:after="0" w:line="360"/>
         <w:jc w:val="both"/>
       </w:pPr>
       <w:r>
         <w:rPr>
-          <w:color w:val="4B5563"/>
-          <w:sz w:val="20"/>
-          <w:szCs w:val="20"/>
+          <w:color w:val="1F2937"/>
+          <w:sz w:val="22"/>
+          <w:szCs w:val="22"/>
         </w:rPr>
         <w:t xml:space="preserve">Listagem de profissionais disponíveis com painel de filtros. O usuário pode refinar a busca por categoria, cidade, nota mínima e faixa de preço ($, $$ ou $$$), recurso inspirado em aplicativos como o iFood. Cada cartão exibe o selo de verificado, o badge PRO, a avaliação e a localização do profissional.</w:t>
       </w:r>
@@ -334,22 +374,27 @@
     </w:p>
     <w:p>
       <w:pPr>
-        <w:pStyle w:val="Heading1"/>
-        <w:spacing w:after="160" w:before="0"/>
-      </w:pPr>
-      <w:r>
+        <w:spacing w:after="40" w:before="0"/>
+        <w:jc w:val="center"/>
+      </w:pPr>
+      <w:r>
+        <w:rPr>
+          <w:color w:val="1F2937"/>
+          <w:sz w:val="20"/>
+          <w:szCs w:val="20"/>
+        </w:rPr>
         <w:t xml:space="preserve">Figura 3 — Perfil do profissional</w:t>
       </w:r>
     </w:p>
     <w:p>
       <w:pPr>
-        <w:spacing w:after="120"/>
+        <w:spacing w:after="40"/>
         <w:jc w:val="center"/>
       </w:pPr>
       <w:r>
         <w:drawing>
           <wp:inline distT="0" distB="0" distL="0" distR="0">
-            <wp:extent cx="5486400" cy="6477000"/>
+            <wp:extent cx="5715000" cy="6743700"/>
             <wp:effectExtent t="0" r="0" b="0" l="0"/>
             <wp:docPr id="1" name="figura-3" descr="Página detalhada do prestador de serviço, com biografia, estatísticas, galeria de trabalhos realizados, qualificações e avaliações de clientes anteriores. A partir desta tela, o usuário inicia a solicitação de orçamento e visualiza o selo de Pagamento Protegido." title="Perfil do profissional"/>
             <wp:cNvGraphicFramePr>
@@ -374,7 +419,7 @@
                   <pic:spPr bwMode="auto">
                     <a:xfrm>
                       <a:off x="0" y="0"/>
-                      <a:ext cx="5486400" cy="6477000"/>
+                      <a:ext cx="5715000" cy="6743700"/>
                     </a:xfrm>
                     <a:prstGeom prst="rect">
                       <a:avLst/>
@@ -389,14 +434,28 @@
     </w:p>
     <w:p>
       <w:pPr>
-        <w:spacing w:after="0" w:line="276"/>
+        <w:spacing w:after="140"/>
+        <w:jc w:val="center"/>
+      </w:pPr>
+      <w:r>
+        <w:rPr>
+          <w:color w:val="1F2937"/>
+          <w:sz w:val="20"/>
+          <w:szCs w:val="20"/>
+        </w:rPr>
+        <w:t xml:space="preserve">Fonte: elaborado pelos autores (2026).</w:t>
+      </w:r>
+    </w:p>
+    <w:p>
+      <w:pPr>
+        <w:spacing w:after="0" w:line="360"/>
         <w:jc w:val="both"/>
       </w:pPr>
       <w:r>
         <w:rPr>
-          <w:color w:val="4B5563"/>
-          <w:sz w:val="20"/>
-          <w:szCs w:val="20"/>
+          <w:color w:val="1F2937"/>
+          <w:sz w:val="22"/>
+          <w:szCs w:val="22"/>
         </w:rPr>
         <w:t xml:space="preserve">Página detalhada do prestador de serviço, com biografia, estatísticas, galeria de trabalhos realizados, qualificações e avaliações de clientes anteriores. A partir desta tela, o usuário inicia a solicitação de orçamento e visualiza o selo de Pagamento Protegido.</w:t>
       </w:r>
@@ -408,22 +467,27 @@
     </w:p>
     <w:p>
       <w:pPr>
-        <w:pStyle w:val="Heading1"/>
-        <w:spacing w:after="160" w:before="0"/>
-      </w:pPr>
-      <w:r>
+        <w:spacing w:after="40" w:before="0"/>
+        <w:jc w:val="center"/>
+      </w:pPr>
+      <w:r>
+        <w:rPr>
+          <w:color w:val="1F2937"/>
+          <w:sz w:val="20"/>
+          <w:szCs w:val="20"/>
+        </w:rPr>
         <w:t xml:space="preserve">Figura 4 — Meus pedidos</w:t>
       </w:r>
     </w:p>
     <w:p>
       <w:pPr>
-        <w:spacing w:after="120"/>
+        <w:spacing w:after="40"/>
         <w:jc w:val="center"/>
       </w:pPr>
       <w:r>
         <w:drawing>
           <wp:inline distT="0" distB="0" distL="0" distR="0">
-            <wp:extent cx="5181600" cy="6477000"/>
+            <wp:extent cx="5486400" cy="6858000"/>
             <wp:effectExtent t="0" r="0" b="0" l="0"/>
             <wp:docPr id="1" name="figura-4" descr="Acompanhamento dos pedidos do cliente, organizados por status: aguardando orçamento, orçamento recebido, agendado, concluído e avaliado. É nesta tela que ocorre o fluxo de Pagamento Protegido, no qual o valor fica retido pela plataforma até a confirmação da conclusão do serviço." title="Meus pedidos"/>
             <wp:cNvGraphicFramePr>
@@ -448,7 +512,7 @@
                   <pic:spPr bwMode="auto">
                     <a:xfrm>
                       <a:off x="0" y="0"/>
-                      <a:ext cx="5181600" cy="6477000"/>
+                      <a:ext cx="5486400" cy="6858000"/>
                     </a:xfrm>
                     <a:prstGeom prst="rect">
                       <a:avLst/>
@@ -463,14 +527,28 @@
     </w:p>
     <w:p>
       <w:pPr>
-        <w:spacing w:after="0" w:line="276"/>
+        <w:spacing w:after="140"/>
+        <w:jc w:val="center"/>
+      </w:pPr>
+      <w:r>
+        <w:rPr>
+          <w:color w:val="1F2937"/>
+          <w:sz w:val="20"/>
+          <w:szCs w:val="20"/>
+        </w:rPr>
+        <w:t xml:space="preserve">Fonte: elaborado pelos autores (2026).</w:t>
+      </w:r>
+    </w:p>
+    <w:p>
+      <w:pPr>
+        <w:spacing w:after="0" w:line="360"/>
         <w:jc w:val="both"/>
       </w:pPr>
       <w:r>
         <w:rPr>
-          <w:color w:val="4B5563"/>
-          <w:sz w:val="20"/>
-          <w:szCs w:val="20"/>
+          <w:color w:val="1F2937"/>
+          <w:sz w:val="22"/>
+          <w:szCs w:val="22"/>
         </w:rPr>
         <w:t xml:space="preserve">Acompanhamento dos pedidos do cliente, organizados por status: aguardando orçamento, orçamento recebido, agendado, concluído e avaliado. É nesta tela que ocorre o fluxo de Pagamento Protegido, no qual o valor fica retido pela plataforma até a confirmação da conclusão do serviço.</w:t>
       </w:r>
@@ -482,22 +560,27 @@
     </w:p>
     <w:p>
       <w:pPr>
-        <w:pStyle w:val="Heading1"/>
-        <w:spacing w:after="160" w:before="0"/>
-      </w:pPr>
-      <w:r>
+        <w:spacing w:after="40" w:before="0"/>
+        <w:jc w:val="center"/>
+      </w:pPr>
+      <w:r>
+        <w:rPr>
+          <w:color w:val="1F2937"/>
+          <w:sz w:val="20"/>
+          <w:szCs w:val="20"/>
+        </w:rPr>
         <w:t xml:space="preserve">Figura 5 — Empresas parceiras</w:t>
       </w:r>
     </w:p>
     <w:p>
       <w:pPr>
-        <w:spacing w:after="120"/>
+        <w:spacing w:after="40"/>
         <w:jc w:val="center"/>
       </w:pPr>
       <w:r>
         <w:drawing>
           <wp:inline distT="0" distB="0" distL="0" distR="0">
-            <wp:extent cx="5943600" cy="5781675"/>
+            <wp:extent cx="5715000" cy="5553075"/>
             <wp:effectExtent t="0" r="0" b="0" l="0"/>
             <wp:docPr id="1" name="figura-5" descr="Catálogo de lojas e fornecedores parceiros, com busca e filtro por segmento (materiais de construção, ferramentas, tintas, elétrica, entre outros). Cada parceiro exibe o selo de verificado, a avaliação e os segmentos atendidos." title="Empresas parceiras"/>
             <wp:cNvGraphicFramePr>
@@ -522,7 +605,7 @@
                   <pic:spPr bwMode="auto">
                     <a:xfrm>
                       <a:off x="0" y="0"/>
-                      <a:ext cx="5943600" cy="5781675"/>
+                      <a:ext cx="5715000" cy="5553075"/>
                     </a:xfrm>
                     <a:prstGeom prst="rect">
                       <a:avLst/>
@@ -537,14 +620,28 @@
     </w:p>
     <w:p>
       <w:pPr>
-        <w:spacing w:after="0" w:line="276"/>
+        <w:spacing w:after="140"/>
+        <w:jc w:val="center"/>
+      </w:pPr>
+      <w:r>
+        <w:rPr>
+          <w:color w:val="1F2937"/>
+          <w:sz w:val="20"/>
+          <w:szCs w:val="20"/>
+        </w:rPr>
+        <w:t xml:space="preserve">Fonte: elaborado pelos autores (2026).</w:t>
+      </w:r>
+    </w:p>
+    <w:p>
+      <w:pPr>
+        <w:spacing w:after="0" w:line="360"/>
         <w:jc w:val="both"/>
       </w:pPr>
       <w:r>
         <w:rPr>
-          <w:color w:val="4B5563"/>
-          <w:sz w:val="20"/>
-          <w:szCs w:val="20"/>
+          <w:color w:val="1F2937"/>
+          <w:sz w:val="22"/>
+          <w:szCs w:val="22"/>
         </w:rPr>
         <w:t xml:space="preserve">Catálogo de lojas e fornecedores parceiros, com busca e filtro por segmento (materiais de construção, ferramentas, tintas, elétrica, entre outros). Cada parceiro exibe o selo de verificado, a avaliação e os segmentos atendidos.</w:t>
       </w:r>
@@ -556,22 +653,27 @@
     </w:p>
     <w:p>
       <w:pPr>
-        <w:pStyle w:val="Heading1"/>
-        <w:spacing w:after="160" w:before="0"/>
-      </w:pPr>
-      <w:r>
+        <w:spacing w:after="40" w:before="0"/>
+        <w:jc w:val="center"/>
+      </w:pPr>
+      <w:r>
+        <w:rPr>
+          <w:color w:val="1F2937"/>
+          <w:sz w:val="20"/>
+          <w:szCs w:val="20"/>
+        </w:rPr>
         <w:t xml:space="preserve">Figura 6 — Entrada e seleção de papel</w:t>
       </w:r>
     </w:p>
     <w:p>
       <w:pPr>
-        <w:spacing w:after="120"/>
+        <w:spacing w:after="40"/>
         <w:jc w:val="center"/>
       </w:pPr>
       <w:r>
         <w:drawing>
           <wp:inline distT="0" distB="0" distL="0" distR="0">
-            <wp:extent cx="5943600" cy="4124325"/>
+            <wp:extent cx="5715000" cy="3971925"/>
             <wp:effectExtent t="0" r="0" b="0" l="0"/>
             <wp:docPr id="1" name="figura-6" descr="Tela de acesso à plataforma. O usuário escolhe como deseja utilizar o sistema — cliente, prestador ou empresa parceira — e a interface, em especial o painel de BI, adapta-se ao papel selecionado." title="Entrada e seleção de papel"/>
             <wp:cNvGraphicFramePr>
@@ -596,7 +698,7 @@
                   <pic:spPr bwMode="auto">
                     <a:xfrm>
                       <a:off x="0" y="0"/>
-                      <a:ext cx="5943600" cy="4124325"/>
+                      <a:ext cx="5715000" cy="3971925"/>
                     </a:xfrm>
                     <a:prstGeom prst="rect">
                       <a:avLst/>
@@ -611,14 +713,28 @@
     </w:p>
     <w:p>
       <w:pPr>
-        <w:spacing w:after="0" w:line="276"/>
+        <w:spacing w:after="140"/>
+        <w:jc w:val="center"/>
+      </w:pPr>
+      <w:r>
+        <w:rPr>
+          <w:color w:val="1F2937"/>
+          <w:sz w:val="20"/>
+          <w:szCs w:val="20"/>
+        </w:rPr>
+        <w:t xml:space="preserve">Fonte: elaborado pelos autores (2026).</w:t>
+      </w:r>
+    </w:p>
+    <w:p>
+      <w:pPr>
+        <w:spacing w:after="0" w:line="360"/>
         <w:jc w:val="both"/>
       </w:pPr>
       <w:r>
         <w:rPr>
-          <w:color w:val="4B5563"/>
-          <w:sz w:val="20"/>
-          <w:szCs w:val="20"/>
+          <w:color w:val="1F2937"/>
+          <w:sz w:val="22"/>
+          <w:szCs w:val="22"/>
         </w:rPr>
         <w:t xml:space="preserve">Tela de acesso à plataforma. O usuário escolhe como deseja utilizar o sistema — cliente, prestador ou empresa parceira — e a interface, em especial o painel de BI, adapta-se ao papel selecionado.</w:t>
       </w:r>
@@ -630,22 +746,27 @@
     </w:p>
     <w:p>
       <w:pPr>
-        <w:pStyle w:val="Heading1"/>
-        <w:spacing w:after="160" w:before="0"/>
-      </w:pPr>
-      <w:r>
+        <w:spacing w:after="40" w:before="0"/>
+        <w:jc w:val="center"/>
+      </w:pPr>
+      <w:r>
+        <w:rPr>
+          <w:color w:val="1F2937"/>
+          <w:sz w:val="20"/>
+          <w:szCs w:val="20"/>
+        </w:rPr>
         <w:t xml:space="preserve">Figura 7 — Painel de BI — Cliente</w:t>
       </w:r>
     </w:p>
     <w:p>
       <w:pPr>
-        <w:spacing w:after="120"/>
+        <w:spacing w:after="40"/>
         <w:jc w:val="center"/>
       </w:pPr>
       <w:r>
         <w:drawing>
           <wp:inline distT="0" distB="0" distL="0" distR="0">
-            <wp:extent cx="5943600" cy="5362575"/>
+            <wp:extent cx="5715000" cy="5162550"/>
             <wp:effectExtent t="0" r="0" b="0" l="0"/>
             <wp:docPr id="1" name="figura-7" descr="Dashboard do cliente, com indicadores do seu uso da plataforma: total investido em serviços, número de contratações, nota média atribuída e economia estimada, além de gráficos de gastos por mês e de contratações por categoria." title="Painel de BI — Cliente"/>
             <wp:cNvGraphicFramePr>
@@ -670,7 +791,7 @@
                   <pic:spPr bwMode="auto">
                     <a:xfrm>
                       <a:off x="0" y="0"/>
-                      <a:ext cx="5943600" cy="5362575"/>
+                      <a:ext cx="5715000" cy="5162550"/>
                     </a:xfrm>
                     <a:prstGeom prst="rect">
                       <a:avLst/>
@@ -685,14 +806,28 @@
     </w:p>
     <w:p>
       <w:pPr>
-        <w:spacing w:after="0" w:line="276"/>
+        <w:spacing w:after="140"/>
+        <w:jc w:val="center"/>
+      </w:pPr>
+      <w:r>
+        <w:rPr>
+          <w:color w:val="1F2937"/>
+          <w:sz w:val="20"/>
+          <w:szCs w:val="20"/>
+        </w:rPr>
+        <w:t xml:space="preserve">Fonte: elaborado pelos autores (2026).</w:t>
+      </w:r>
+    </w:p>
+    <w:p>
+      <w:pPr>
+        <w:spacing w:after="0" w:line="360"/>
         <w:jc w:val="both"/>
       </w:pPr>
       <w:r>
         <w:rPr>
-          <w:color w:val="4B5563"/>
-          <w:sz w:val="20"/>
-          <w:szCs w:val="20"/>
+          <w:color w:val="1F2937"/>
+          <w:sz w:val="22"/>
+          <w:szCs w:val="22"/>
         </w:rPr>
         <w:t xml:space="preserve">Dashboard do cliente, com indicadores do seu uso da plataforma: total investido em serviços, número de contratações, nota média atribuída e economia estimada, além de gráficos de gastos por mês e de contratações por categoria.</w:t>
       </w:r>
@@ -704,22 +839,27 @@
     </w:p>
     <w:p>
       <w:pPr>
-        <w:pStyle w:val="Heading1"/>
-        <w:spacing w:after="160" w:before="0"/>
-      </w:pPr>
-      <w:r>
+        <w:spacing w:after="40" w:before="0"/>
+        <w:jc w:val="center"/>
+      </w:pPr>
+      <w:r>
+        <w:rPr>
+          <w:color w:val="1F2937"/>
+          <w:sz w:val="20"/>
+          <w:szCs w:val="20"/>
+        </w:rPr>
         <w:t xml:space="preserve">Figura 8 — Painel de BI — Prestador</w:t>
       </w:r>
     </w:p>
     <w:p>
       <w:pPr>
-        <w:spacing w:after="120"/>
+        <w:spacing w:after="40"/>
         <w:jc w:val="center"/>
       </w:pPr>
       <w:r>
         <w:drawing>
           <wp:inline distT="0" distB="0" distL="0" distR="0">
-            <wp:extent cx="4438650" cy="6477000"/>
+            <wp:extent cx="4705350" cy="6858000"/>
             <wp:effectExtent t="0" r="0" b="0" l="0"/>
             <wp:docPr id="1" name="figura-8" descr="Dashboard do prestador, voltado à gestão do seu desempenho: faturamento mensal, serviços concluídos, nota média e taxa de conversão de orçamentos. Inclui o comparativo entre o preço do profissional e a média da categoria e um mapa de calor com os horários de pico da demanda." title="Painel de BI — Prestador"/>
             <wp:cNvGraphicFramePr>
@@ -744,7 +884,7 @@
                   <pic:spPr bwMode="auto">
                     <a:xfrm>
                       <a:off x="0" y="0"/>
-                      <a:ext cx="4438650" cy="6477000"/>
+                      <a:ext cx="4705350" cy="6858000"/>
                     </a:xfrm>
                     <a:prstGeom prst="rect">
                       <a:avLst/>
@@ -759,14 +899,28 @@
     </w:p>
     <w:p>
       <w:pPr>
-        <w:spacing w:after="0" w:line="276"/>
+        <w:spacing w:after="140"/>
+        <w:jc w:val="center"/>
+      </w:pPr>
+      <w:r>
+        <w:rPr>
+          <w:color w:val="1F2937"/>
+          <w:sz w:val="20"/>
+          <w:szCs w:val="20"/>
+        </w:rPr>
+        <w:t xml:space="preserve">Fonte: elaborado pelos autores (2026).</w:t>
+      </w:r>
+    </w:p>
+    <w:p>
+      <w:pPr>
+        <w:spacing w:after="0" w:line="360"/>
         <w:jc w:val="both"/>
       </w:pPr>
       <w:r>
         <w:rPr>
-          <w:color w:val="4B5563"/>
-          <w:sz w:val="20"/>
-          <w:szCs w:val="20"/>
+          <w:color w:val="1F2937"/>
+          <w:sz w:val="22"/>
+          <w:szCs w:val="22"/>
         </w:rPr>
         <w:t xml:space="preserve">Dashboard do prestador, voltado à gestão do seu desempenho: faturamento mensal, serviços concluídos, nota média e taxa de conversão de orçamentos. Inclui o comparativo entre o preço do profissional e a média da categoria e um mapa de calor com os horários de pico da demanda.</w:t>
       </w:r>
@@ -778,22 +932,27 @@
     </w:p>
     <w:p>
       <w:pPr>
-        <w:pStyle w:val="Heading1"/>
-        <w:spacing w:after="160" w:before="0"/>
-      </w:pPr>
-      <w:r>
+        <w:spacing w:after="40" w:before="0"/>
+        <w:jc w:val="center"/>
+      </w:pPr>
+      <w:r>
+        <w:rPr>
+          <w:color w:val="1F2937"/>
+          <w:sz w:val="20"/>
+          <w:szCs w:val="20"/>
+        </w:rPr>
         <w:t xml:space="preserve">Figura 9 — Painel de BI — Empresa Parceira</w:t>
       </w:r>
     </w:p>
     <w:p>
       <w:pPr>
-        <w:spacing w:after="120"/>
+        <w:spacing w:after="40"/>
         <w:jc w:val="center"/>
       </w:pPr>
       <w:r>
         <w:drawing>
           <wp:inline distT="0" distB="0" distL="0" distR="0">
-            <wp:extent cx="5943600" cy="6191250"/>
+            <wp:extent cx="5715000" cy="5953125"/>
             <wp:effectExtent t="0" r="0" b="0" l="0"/>
             <wp:docPr id="1" name="figura-9" descr="Dashboard da empresa parceira, com os resultados da loja dentro do ecossistema Remio: indicações recebidas, contatos gerados, taxa de conversão e avaliação, além do funil que acompanha a jornada da indicação até a venda estimada." title="Painel de BI — Empresa Parceira"/>
             <wp:cNvGraphicFramePr>
@@ -818,7 +977,7 @@
                   <pic:spPr bwMode="auto">
                     <a:xfrm>
                       <a:off x="0" y="0"/>
-                      <a:ext cx="5943600" cy="6191250"/>
+                      <a:ext cx="5715000" cy="5953125"/>
                     </a:xfrm>
                     <a:prstGeom prst="rect">
                       <a:avLst/>
@@ -833,14 +992,28 @@
     </w:p>
     <w:p>
       <w:pPr>
-        <w:spacing w:after="0" w:line="276"/>
+        <w:spacing w:after="140"/>
+        <w:jc w:val="center"/>
+      </w:pPr>
+      <w:r>
+        <w:rPr>
+          <w:color w:val="1F2937"/>
+          <w:sz w:val="20"/>
+          <w:szCs w:val="20"/>
+        </w:rPr>
+        <w:t xml:space="preserve">Fonte: elaborado pelos autores (2026).</w:t>
+      </w:r>
+    </w:p>
+    <w:p>
+      <w:pPr>
+        <w:spacing w:after="0" w:line="360"/>
         <w:jc w:val="both"/>
       </w:pPr>
       <w:r>
         <w:rPr>
-          <w:color w:val="4B5563"/>
-          <w:sz w:val="20"/>
-          <w:szCs w:val="20"/>
+          <w:color w:val="1F2937"/>
+          <w:sz w:val="22"/>
+          <w:szCs w:val="22"/>
         </w:rPr>
         <w:t xml:space="preserve">Dashboard da empresa parceira, com os resultados da loja dentro do ecossistema Remio: indicações recebidas, contatos gerados, taxa de conversão e avaliação, além do funil que acompanha a jornada da indicação até a venda estimada.</w:t>
       </w:r>
@@ -852,22 +1025,27 @@
     </w:p>
     <w:p>
       <w:pPr>
-        <w:pStyle w:val="Heading1"/>
-        <w:spacing w:after="160" w:before="0"/>
-      </w:pPr>
-      <w:r>
+        <w:spacing w:after="40" w:before="0"/>
+        <w:jc w:val="center"/>
+      </w:pPr>
+      <w:r>
+        <w:rPr>
+          <w:color w:val="1F2937"/>
+          <w:sz w:val="20"/>
+          <w:szCs w:val="20"/>
+        </w:rPr>
         <w:t xml:space="preserve">Figura 10 — Insights de IA</w:t>
       </w:r>
     </w:p>
     <w:p>
       <w:pPr>
-        <w:spacing w:after="120"/>
+        <w:spacing w:after="40"/>
         <w:jc w:val="center"/>
       </w:pPr>
       <w:r>
         <w:drawing>
           <wp:inline distT="0" distB="0" distL="0" distR="0">
-            <wp:extent cx="5486400" cy="6477000"/>
+            <wp:extent cx="5715000" cy="6743700"/>
             <wp:effectExtent t="0" r="0" b="0" l="0"/>
             <wp:docPr id="1" name="figura-10" descr="Tela que analisa as avaliações dos clientes usando a API da Claude (Anthropic). A inteligência artificial classifica o sentimento, calcula um índice de satisfação, identifica os temas recorrentes e gera pontos fortes, pontos de melhoria e sugestões para a plataforma — conectando o protótipo aos fluxos de IA descritos na arquitetura." title="Insights de IA"/>
             <wp:cNvGraphicFramePr>
@@ -892,7 +1070,7 @@
                   <pic:spPr bwMode="auto">
                     <a:xfrm>
                       <a:off x="0" y="0"/>
-                      <a:ext cx="5486400" cy="6477000"/>
+                      <a:ext cx="5715000" cy="6743700"/>
                     </a:xfrm>
                     <a:prstGeom prst="rect">
                       <a:avLst/>
@@ -907,14 +1085,28 @@
     </w:p>
     <w:p>
       <w:pPr>
-        <w:spacing w:after="0" w:line="276"/>
+        <w:spacing w:after="140"/>
+        <w:jc w:val="center"/>
+      </w:pPr>
+      <w:r>
+        <w:rPr>
+          <w:color w:val="1F2937"/>
+          <w:sz w:val="20"/>
+          <w:szCs w:val="20"/>
+        </w:rPr>
+        <w:t xml:space="preserve">Fonte: elaborado pelos autores (2026).</w:t>
+      </w:r>
+    </w:p>
+    <w:p>
+      <w:pPr>
+        <w:spacing w:after="0" w:line="360"/>
         <w:jc w:val="both"/>
       </w:pPr>
       <w:r>
         <w:rPr>
-          <w:color w:val="4B5563"/>
-          <w:sz w:val="20"/>
-          <w:szCs w:val="20"/>
+          <w:color w:val="1F2937"/>
+          <w:sz w:val="22"/>
+          <w:szCs w:val="22"/>
         </w:rPr>
         <w:t xml:space="preserve">Tela que analisa as avaliações dos clientes usando a API da Claude (Anthropic). A inteligência artificial classifica o sentimento, calcula um índice de satisfação, identifica os temas recorrentes e gera pontos fortes, pontos de melhoria e sugestões para a plataforma — conectando o protótipo aos fluxos de IA descritos na arquitetura.</w:t>
       </w:r>
@@ -926,22 +1118,27 @@
     </w:p>
     <w:p>
       <w:pPr>
-        <w:pStyle w:val="Heading1"/>
-        <w:spacing w:after="160" w:before="0"/>
-      </w:pPr>
-      <w:r>
+        <w:spacing w:after="40" w:before="0"/>
+        <w:jc w:val="center"/>
+      </w:pPr>
+      <w:r>
+        <w:rPr>
+          <w:color w:val="1F2937"/>
+          <w:sz w:val="20"/>
+          <w:szCs w:val="20"/>
+        </w:rPr>
         <w:t xml:space="preserve">Figura 11 — Monitoramento e observabilidade</w:t>
       </w:r>
     </w:p>
     <w:p>
       <w:pPr>
-        <w:spacing w:after="120"/>
+        <w:spacing w:after="40"/>
         <w:jc w:val="center"/>
       </w:pPr>
       <w:r>
         <w:drawing>
           <wp:inline distT="0" distB="0" distL="0" distR="0">
-            <wp:extent cx="4552950" cy="6477000"/>
+            <wp:extent cx="4819650" cy="6858000"/>
             <wp:effectExtent t="0" r="0" b="0" l="0"/>
             <wp:docPr id="1" name="figura-11" descr="Painel de observabilidade da plataforma: indicadores de saúde do sistema (disponibilidade, latência, taxa de erro), gráficos de latência e de requisições, verificação de saúde dos serviços (health checks), checagem de qualidade dos dados do ETL e o repositório de erros, que captura automaticamente as falhas de JavaScript do site." title="Monitoramento e observabilidade"/>
             <wp:cNvGraphicFramePr>
@@ -966,7 +1163,7 @@
                   <pic:spPr bwMode="auto">
                     <a:xfrm>
                       <a:off x="0" y="0"/>
-                      <a:ext cx="4552950" cy="6477000"/>
+                      <a:ext cx="4819650" cy="6858000"/>
                     </a:xfrm>
                     <a:prstGeom prst="rect">
                       <a:avLst/>
@@ -981,22 +1178,36 @@
     </w:p>
     <w:p>
       <w:pPr>
-        <w:spacing w:after="0" w:line="276"/>
+        <w:spacing w:after="140"/>
+        <w:jc w:val="center"/>
+      </w:pPr>
+      <w:r>
+        <w:rPr>
+          <w:color w:val="1F2937"/>
+          <w:sz w:val="20"/>
+          <w:szCs w:val="20"/>
+        </w:rPr>
+        <w:t xml:space="preserve">Fonte: elaborado pelos autores (2026).</w:t>
+      </w:r>
+    </w:p>
+    <w:p>
+      <w:pPr>
+        <w:spacing w:after="0" w:line="360"/>
         <w:jc w:val="both"/>
       </w:pPr>
       <w:r>
         <w:rPr>
-          <w:color w:val="4B5563"/>
-          <w:sz w:val="20"/>
-          <w:szCs w:val="20"/>
+          <w:color w:val="1F2937"/>
+          <w:sz w:val="22"/>
+          <w:szCs w:val="22"/>
         </w:rPr>
         <w:t xml:space="preserve">Painel de observabilidade da plataforma: indicadores de saúde do sistema (disponibilidade, latência, taxa de erro), gráficos de latência e de requisições, verificação de saúde dos serviços (health checks), checagem de qualidade dos dados do ETL e o repositório de erros, que captura automaticamente as falhas de JavaScript do site.</w:t>
       </w:r>
     </w:p>
     <w:sectPr>
-      <w:footerReference w:type="default" r:id="rId7"/>
-      <w:pgSz w:w="12240" w:h="15840" w:orient="portrait"/>
-      <w:pgMar w:top="1440" w:right="1440" w:bottom="1440" w:left="1440" w:header="708" w:footer="708" w:gutter="0"/>
+      <w:headerReference w:type="default" r:id="rId7"/>
+      <w:pgSz w:w="11906" w:h="16838" w:orient="portrait"/>
+      <w:pgMar w:top="1701" w:right="1134" w:bottom="1134" w:left="1701" w:header="708" w:footer="708" w:gutter="0"/>
       <w:pgNumType/>
       <w:docGrid w:linePitch="360"/>
     </w:sectPr>
@@ -1045,33 +1256,54 @@
 </w:endnotes>
 </file>
 
-<file path=word/footer1.xml><?xml version="1.0" encoding="utf-8"?>
-<w:ftr xmlns:wpc="http://schemas.microsoft.com/office/word/2010/wordprocessingCanvas" xmlns:mc="http://schemas.openxmlformats.org/markup-compatibility/2006" xmlns:o="urn:schemas-microsoft-com:office:office" xmlns:r="http://schemas.openxmlformats.org/officeDocument/2006/relationships" xmlns:m="http://schemas.openxmlformats.org/officeDocument/2006/math" xmlns:v="urn:schemas-microsoft-com:vml" xmlns:wp14="http://schemas.microsoft.com/office/word/2010/wordprocessingDrawing" xmlns:wp="http://schemas.openxmlformats.org/drawingml/2006/wordprocessingDrawing" xmlns:w10="urn:schemas-microsoft-com:office:word" xmlns:w="http://schemas.openxmlformats.org/wordprocessingml/2006/main" xmlns:w14="http://schemas.microsoft.com/office/word/2010/wordml" xmlns:w15="http://schemas.microsoft.com/office/word/2012/wordml" xmlns:wpg="http://schemas.microsoft.com/office/word/2010/wordprocessingGroup" xmlns:wpi="http://schemas.microsoft.com/office/word/2010/wordprocessingInk" xmlns:wne="http://schemas.microsoft.com/office/word/2006/wordml" xmlns:wps="http://schemas.microsoft.com/office/word/2010/wordprocessingShape">
+<file path=word/footnotes.xml><?xml version="1.0" encoding="utf-8"?>
+<w:footnotes xmlns:wpc="http://schemas.microsoft.com/office/word/2010/wordprocessingCanvas" xmlns:mc="http://schemas.openxmlformats.org/markup-compatibility/2006" xmlns:o="urn:schemas-microsoft-com:office:office" xmlns:r="http://schemas.openxmlformats.org/officeDocument/2006/relationships" xmlns:m="http://schemas.openxmlformats.org/officeDocument/2006/math" xmlns:v="urn:schemas-microsoft-com:vml" xmlns:wp14="http://schemas.microsoft.com/office/word/2010/wordprocessingDrawing" xmlns:wp="http://schemas.openxmlformats.org/drawingml/2006/wordprocessingDrawing" xmlns:w10="urn:schemas-microsoft-com:office:word" xmlns:w="http://schemas.openxmlformats.org/wordprocessingml/2006/main" xmlns:w14="http://schemas.microsoft.com/office/word/2010/wordml" xmlns:w15="http://schemas.microsoft.com/office/word/2012/wordml" xmlns:wpg="http://schemas.microsoft.com/office/word/2010/wordprocessingGroup" xmlns:wpi="http://schemas.microsoft.com/office/word/2010/wordprocessingInk" xmlns:wne="http://schemas.microsoft.com/office/word/2006/wordml" xmlns:wps="http://schemas.microsoft.com/office/word/2010/wordprocessingShape" mc:Ignorable="w14 w15 wp14">
+  <w:footnote w:type="separator" w:id="-1">
+    <w:p>
+      <w:pPr>
+        <w:spacing w:after="0" w:line="240" w:lineRule="auto"/>
+      </w:pPr>
+      <w:r>
+        <w:rPr>
+          <w:rStyle w:val="FootnoteReference"/>
+        </w:rPr>
+        <w:footnoteRef/>
+      </w:r>
+      <w:r>
+        <w:separator/>
+      </w:r>
+    </w:p>
+  </w:footnote>
+  <w:footnote w:type="continuationSeparator" w:id="0">
+    <w:p>
+      <w:pPr>
+        <w:spacing w:after="0" w:line="240" w:lineRule="auto"/>
+      </w:pPr>
+      <w:r>
+        <w:rPr>
+          <w:rStyle w:val="FootnoteReference"/>
+        </w:rPr>
+        <w:footnoteRef/>
+      </w:r>
+      <w:r>
+        <w:continuationSeparator/>
+      </w:r>
+    </w:p>
+  </w:footnote>
+</w:footnotes>
+</file>
+
+<file path=word/header1.xml><?xml version="1.0" encoding="utf-8"?>
+<w:hdr xmlns:wpc="http://schemas.microsoft.com/office/word/2010/wordprocessingCanvas" xmlns:mc="http://schemas.openxmlformats.org/markup-compatibility/2006" xmlns:o="urn:schemas-microsoft-com:office:office" xmlns:r="http://schemas.openxmlformats.org/officeDocument/2006/relationships" xmlns:m="http://schemas.openxmlformats.org/officeDocument/2006/math" xmlns:v="urn:schemas-microsoft-com:vml" xmlns:wp14="http://schemas.microsoft.com/office/word/2010/wordprocessingDrawing" xmlns:wp="http://schemas.openxmlformats.org/drawingml/2006/wordprocessingDrawing" xmlns:w10="urn:schemas-microsoft-com:office:word" xmlns:w="http://schemas.openxmlformats.org/wordprocessingml/2006/main" xmlns:w14="http://schemas.microsoft.com/office/word/2010/wordml" xmlns:w15="http://schemas.microsoft.com/office/word/2012/wordml" xmlns:wpg="http://schemas.microsoft.com/office/word/2010/wordprocessingGroup" xmlns:wpi="http://schemas.microsoft.com/office/word/2010/wordprocessingInk" xmlns:wne="http://schemas.microsoft.com/office/word/2006/wordml" xmlns:wps="http://schemas.microsoft.com/office/word/2010/wordprocessingShape" xmlns:cx="http://schemas.microsoft.com/office/drawing/2014/chartex" xmlns:cx1="http://schemas.microsoft.com/office/drawing/2015/9/8/chartex" xmlns:cx2="http://schemas.microsoft.com/office/drawing/2015/10/21/chartex" xmlns:cx3="http://schemas.microsoft.com/office/drawing/2016/5/9/chartex" xmlns:cx4="http://schemas.microsoft.com/office/drawing/2016/5/10/chartex" xmlns:cx5="http://schemas.microsoft.com/office/drawing/2016/5/11/chartex" xmlns:cx6="http://schemas.microsoft.com/office/drawing/2016/5/12/chartex" xmlns:cx7="http://schemas.microsoft.com/office/drawing/2016/5/13/chartex" xmlns:cx8="http://schemas.microsoft.com/office/drawing/2016/5/14/chartex" xmlns:w16cid="http://schemas.microsoft.com/office/word/2016/wordml/cid" xmlns:w16se="http://schemas.microsoft.com/office/word/2015/wordml/symex">
   <w:p>
     <w:pPr>
-      <w:jc w:val="center"/>
+      <w:jc w:val="right"/>
     </w:pPr>
     <w:r>
       <w:rPr>
-        <w:color w:val="9CA3AF"/>
-        <w:sz w:val="16"/>
-        <w:szCs w:val="16"/>
-      </w:rPr>
-      <w:t xml:space="preserve">Remio — Protótipo do Site  |  </w:t>
-    </w:r>
-    <w:r>
-      <w:rPr>
-        <w:color w:val="9CA3AF"/>
-        <w:sz w:val="16"/>
-        <w:szCs w:val="16"/>
-      </w:rPr>
-      <w:t xml:space="preserve">Página </w:t>
-    </w:r>
-    <w:r>
-      <w:rPr>
-        <w:color w:val="9CA3AF"/>
-        <w:sz w:val="16"/>
-        <w:szCs w:val="16"/>
+        <w:color w:val="1F2937"/>
+        <w:sz w:val="20"/>
+        <w:szCs w:val="20"/>
       </w:rPr>
       <w:fldChar w:fldCharType="begin"/>
       <w:instrText xml:space="preserve">PAGE</w:instrText>
@@ -1079,44 +1311,7 @@
       <w:fldChar w:fldCharType="end"/>
     </w:r>
   </w:p>
-</w:ftr>
-</file>
-
-<file path=word/footnotes.xml><?xml version="1.0" encoding="utf-8"?>
-<w:footnotes xmlns:wpc="http://schemas.microsoft.com/office/word/2010/wordprocessingCanvas" xmlns:mc="http://schemas.openxmlformats.org/markup-compatibility/2006" xmlns:o="urn:schemas-microsoft-com:office:office" xmlns:r="http://schemas.openxmlformats.org/officeDocument/2006/relationships" xmlns:m="http://schemas.openxmlformats.org/officeDocument/2006/math" xmlns:v="urn:schemas-microsoft-com:vml" xmlns:wp14="http://schemas.microsoft.com/office/word/2010/wordprocessingDrawing" xmlns:wp="http://schemas.openxmlformats.org/drawingml/2006/wordprocessingDrawing" xmlns:w10="urn:schemas-microsoft-com:office:word" xmlns:w="http://schemas.openxmlformats.org/wordprocessingml/2006/main" xmlns:w14="http://schemas.microsoft.com/office/word/2010/wordml" xmlns:w15="http://schemas.microsoft.com/office/word/2012/wordml" xmlns:wpg="http://schemas.microsoft.com/office/word/2010/wordprocessingGroup" xmlns:wpi="http://schemas.microsoft.com/office/word/2010/wordprocessingInk" xmlns:wne="http://schemas.microsoft.com/office/word/2006/wordml" xmlns:wps="http://schemas.microsoft.com/office/word/2010/wordprocessingShape" mc:Ignorable="w14 w15 wp14">
-  <w:footnote w:type="separator" w:id="-1">
-    <w:p>
-      <w:pPr>
-        <w:spacing w:after="0" w:line="240" w:lineRule="auto"/>
-      </w:pPr>
-      <w:r>
-        <w:rPr>
-          <w:rStyle w:val="FootnoteReference"/>
-        </w:rPr>
-        <w:footnoteRef/>
-      </w:r>
-      <w:r>
-        <w:separator/>
-      </w:r>
-    </w:p>
-  </w:footnote>
-  <w:footnote w:type="continuationSeparator" w:id="0">
-    <w:p>
-      <w:pPr>
-        <w:spacing w:after="0" w:line="240" w:lineRule="auto"/>
-      </w:pPr>
-      <w:r>
-        <w:rPr>
-          <w:rStyle w:val="FootnoteReference"/>
-        </w:rPr>
-        <w:footnoteRef/>
-      </w:r>
-      <w:r>
-        <w:continuationSeparator/>
-      </w:r>
-    </w:p>
-  </w:footnote>
-</w:footnotes>
+</w:hdr>
 </file>
 
 <file path=word/numbering.xml><?xml version="1.0" encoding="utf-8"?>
@@ -1221,8 +1416,8 @@
       <w:rPr>
         <w:rFonts w:ascii="Arial" w:cs="Arial" w:eastAsia="Arial" w:hAnsi="Arial"/>
         <w:color w:val="1F2937"/>
-        <w:sz w:val="22"/>
-        <w:szCs w:val="22"/>
+        <w:sz w:val="24"/>
+        <w:szCs w:val="24"/>
       </w:rPr>
     </w:rPrDefault>
     <w:pPrDefault/>
@@ -1404,10 +1599,7 @@
     <w:next w:val="Normal"/>
     <w:qFormat/>
     <w:pPr>
-      <w:pBdr>
-        <w:bottom w:val="single" w:color="EA580C" w:sz="6" w:space="4"/>
-      </w:pBdr>
-      <w:spacing w:after="160" w:before="0"/>
+      <w:spacing w:after="200" w:before="0" w:line="360"/>
       <w:outlineLvl w:val="0"/>
     </w:pPr>
     <w:rPr>
@@ -1415,8 +1607,8 @@
       <w:b/>
       <w:bCs/>
       <w:color w:val="EA580C"/>
-      <w:sz w:val="26"/>
-      <w:szCs w:val="26"/>
+      <w:sz w:val="28"/>
+      <w:szCs w:val="28"/>
     </w:rPr>
   </w:style>
 </w:styles>
